--- a/docs/architecture/LitGraph_Phase2_Teaching_Loop_Burn_Plan.docx
+++ b/docs/architecture/LitGraph_Phase2_Teaching_Loop_Burn_Plan.docx
@@ -1863,6 +1863,16 @@
         <w:jc w:val="both"/>
       </w:pPr>
       <w:r>
+        <w:t>Текущее состояние. LitGraph Desktop находится на стадии Phase 2 гибридной NER-архитектуры. Phase 2 Step 1 уже запушен в репозиторий (коммит 39a95ab на обеих ветках: main и feature/symbolic-ua-lp-engine). Шаг включил Rust fast path для extract_entities, формализованную confidence-политику и исправление давнего бага в Signal 3 (direct_address detection). Все тесты зелёные: litgraph-core 133/133, src-tauri 298/298, doctests 10/10.</w:t>
+      </w:r>
+    </w:p>
+    <w:p>
+      <w:pPr>
+        <w:spacing w:after="120" w:before="0" w:line="312"/>
+        <w:ind w:firstLine="420"/>
+        <w:jc w:val="both"/>
+      </w:pPr>
+      <w:r>
         <w:rPr>
           <w:rFonts w:ascii="Calibri" w:cs="Calibri" w:hAnsi="Calibri"/>
           <w:b/>
@@ -1871,7 +1881,7 @@
           <w:sz w:val="22"/>
           <w:szCs w:val="22"/>
         </w:rPr>
-        <w:t xml:space="preserve">Текущее состояние. </w:t>
+        <w:t xml:space="preserve">Стратегическое направление. </w:t>
       </w:r>
       <w:r>
         <w:rPr>
@@ -1880,7 +1890,7 @@
           <w:sz w:val="22"/>
           <w:szCs w:val="22"/>
         </w:rPr>
-        <w:t xml:space="preserve">LitGraph Desktop находится на стадии Phase 2 гибридной NER-архитектуры. Phase 2 Step 1 уже запушен в репозиторий (коммит 39a95ab на обеих ветках: main и feature/symbolic-ua-lp-engine). Шаг включил Rust fast path для extract_entities, формализованную confidence-политику и исправление давнего бага в Signal 3 (direct_address detection). Все тесты зелёные: litgraph-core 117/117, src-tauri 289/289, doctests 10/10.</w:t>
+        <w:t xml:space="preserve">После обсуждения с пользователем зафиксирован новый вектор развития: построение обучаемой системы, в которой LLM выступает пропозером (генератором гипотез разбиения текста на ноды), детерминированный Rust-алгоритм — судьёй (judge), а Burn — инструментом для лёгкого ранжирующего слоя. Цель — постепенно заменить ручное программирование лингвистических правил на цикл «генерация → проверка → обучение → улучшение», собранный на реальных текстах.</w:t>
       </w:r>
     </w:p>
     <w:p>
@@ -1898,7 +1908,7 @@
           <w:sz w:val="22"/>
           <w:szCs w:val="22"/>
         </w:rPr>
-        <w:t xml:space="preserve">Стратегическое направление. </w:t>
+        <w:t xml:space="preserve">Почему именно такой путь. </w:t>
       </w:r>
       <w:r>
         <w:rPr>
@@ -1907,7 +1917,7 @@
           <w:sz w:val="22"/>
           <w:szCs w:val="22"/>
         </w:rPr>
-        <w:t xml:space="preserve">После обсуждения с пользователем зафиксирован новый вектор развития: построение обучаемой системы, в которой LLM выступает пропозером (генератором гипотез разбиения текста на ноды), детерминированный Rust-алгоритм — судьёй (judge), а Burn — инструментом для лёгкого ранжирующего слоя. Цель — постепенно заменить ручное программирование лингвистических правил на цикл «генерация → проверка → обучение → улучшение», собранный на реальных текстах.</w:t>
+        <w:t xml:space="preserve">Соло-разработчик с помощью AI-ассистента не может вручную покрыть всё пространство лингвистических паттернов — на это ушли бы годы. Однако полный переход на LLM в рантайме неприемлем: проблемы с приватностью (писатель не должен отправлять свой роман в OpenAI), стоимостью инференса и недетерминированностью. Гибридная схема решает обе проблемы: алгоритм остаётся детерминированным и локальным, а LLM используется только оффлайн, на этапе сбора обучающих данных.</w:t>
       </w:r>
     </w:p>
     <w:p>
@@ -1925,7 +1935,7 @@
           <w:sz w:val="22"/>
           <w:szCs w:val="22"/>
         </w:rPr>
-        <w:t xml:space="preserve">Почему именно такой путь. </w:t>
+        <w:t xml:space="preserve">Что не меняется. </w:t>
       </w:r>
       <w:r>
         <w:rPr>
@@ -1934,8 +1944,123 @@
           <w:sz w:val="22"/>
           <w:szCs w:val="22"/>
         </w:rPr>
-        <w:t xml:space="preserve">Соло-разработчик с помощью AI-ассистента не может вручную покрыть всё пространство лингвистических паттернов — на это ушли бы годы. Однако полный переход на LLM в рантайме неприемлем: проблемы с приватностью (писатель не должен отправлять свой роман в OpenAI), стоимостью инференса и недетерминированностью. Гибридная схема решает обе проблемы: алгоритм остаётся детерминированным и локальным, а LLM используется только оффлайн, на этапе сбора обучающих данных.</w:t>
-      </w:r>
+        <w:t xml:space="preserve">Production-алгоритм в рантайме не зависит от LLM. Пользователь никогда не платит за API, не передаёт текст во внешние сервисы. Natasha (Python v2) остаётся источником морфологии и NER. Burn не заменяет Natasha, а ускоряет её: учится взвешивать признаки, которые Natasha извлекает. Конечный пользователь замечает только ускорение и повышение качества — без изменения контракта.</w:t>
+      </w:r>
+    </w:p>
+    <w:p>
+      <w:pPr>
+        <w:pStyle w:val="Heading2"/>
+        <w:spacing w:after="120" w:before="280" w:line="312"/>
+      </w:pPr>
+      <w:bookmarkStart w:id="100001" w:name="_Toc100001"/>
+      <w:r>
+        <w:rPr>
+          <w:rFonts w:ascii="Calibri" w:cs="Calibri" w:hAnsi="Calibri"/>
+          <w:b/>
+          <w:bCs/>
+          <w:color w:val="0A1628"/>
+          <w:sz w:val="26"/>
+          <w:szCs w:val="26"/>
+        </w:rPr>
+        <w:t xml:space="preserve">1.1. Аналогия с шахматным движком</w:t>
+      </w:r>
+      <w:bookmarkEnd w:id="100001"/>
+    </w:p>
+    <w:p>
+      <w:pPr>
+        <w:spacing w:after="120" w:before="0" w:line="312"/>
+        <w:ind w:firstLine="420"/>
+        <w:jc w:val="both"/>
+      </w:pPr>
+      <w:r>
+        <w:rPr>
+          <w:rFonts w:ascii="Calibri" w:cs="Calibri" w:hAnsi="Calibri"/>
+          <w:color w:val="0A1628"/>
+          <w:sz w:val="22"/>
+          <w:szCs w:val="22"/>
+        </w:rPr>
+        <w:t xml:space="preserve">Предложенная пользователем аналогия точна: мы не обучаем «нейросеть с нуля», мы корректируем evaluation function детерминированного движка по результатам партий. В нашем случае «партия» — это обработка одной главы текста, «ходы» — извлечение сущностей и связей, «оценка» — diff между Rust-результатом и LLM-кандидатом. После одобрения человеком обновляются словари, пороги и веса; после отклонения — кейс попадает в «отрицательную выборку» и алгоритм учится не повторять ошибку.</w:t>
+      </w:r>
+    </w:p>
+    <w:p>
+      <w:pPr>
+        <w:spacing w:after="120" w:before="0" w:line="312"/>
+        <w:ind w:firstLine="420"/>
+        <w:jc w:val="both"/>
+      </w:pPr>
+      <w:r>
+        <w:rPr>
+          <w:rFonts w:ascii="Calibri" w:cs="Calibri" w:hAnsi="Calibri"/>
+          <w:color w:val="0A1628"/>
+          <w:sz w:val="22"/>
+          <w:szCs w:val="22"/>
+        </w:rPr>
+        <w:t xml:space="preserve">Это reinforcement learning для детерминированных правил, а не для нейросетки. У нас нет обратного распространения ошибки и градиентов — есть человек, который говорит «хорошо» или «плохо», и обновляемые артефакты в JSON-файлах. Эта схема принципиально устойчивее чем supervised learning на LLM-разметке, потому что мы не запоминаем ошибки LLM как истину.</w:t>
+      </w:r>
+    </w:p>
+    <w:p>
+      <w:pPr>
+        <w:pStyle w:val="Heading1"/>
+        <w:spacing w:after="160" w:before="360" w:line="312"/>
+      </w:pPr>
+      <w:bookmarkStart w:id="100002" w:name="_Toc100002"/>
+      <w:r>
+        <w:rPr>
+          <w:rFonts w:ascii="Calibri" w:cs="Calibri" w:hAnsi="Calibri"/>
+          <w:b/>
+          <w:bCs/>
+          <w:color w:val="0A1628"/>
+          <w:sz w:val="32"/>
+          <w:szCs w:val="32"/>
+        </w:rPr>
+        <w:t xml:space="preserve">2. Текущее состояние системы</w:t>
+      </w:r>
+      <w:bookmarkEnd w:id="100002"/>
+    </w:p>
+    <w:p>
+      <w:pPr>
+        <w:spacing w:after="120" w:before="0" w:line="312"/>
+        <w:ind w:firstLine="420"/>
+        <w:jc w:val="both"/>
+      </w:pPr>
+      <w:r>
+        <w:t>На момент составления документа архитектура выглядит следующим образом. Тройная NER-стопка уже работает в production: L1 (Rust-native parser/characters.rs, 1153 строки, 3-signal detection) обрабатывает простые случаи мгновенно; L3 (Python v2 ner_extract_v2.py на Natasha + pymorphy3) обрабатывает сложные случаи через IPC. L2 (старая v1 ner_extract.py) удалена в Phase 1B и больше не существует.</w:t>
+      </w:r>
+    </w:p>
+    <w:p>
+      <w:pPr>
+        <w:spacing w:after="120" w:before="0" w:line="312"/>
+        <w:ind w:firstLine="420"/>
+        <w:jc w:val="both"/>
+      </w:pPr>
+      <w:r>
+        <w:rPr>
+          <w:rFonts w:ascii="Calibri" w:cs="Calibri" w:hAnsi="Calibri"/>
+          <w:color w:val="0A1628"/>
+          <w:sz w:val="22"/>
+          <w:szCs w:val="22"/>
+        </w:rPr>
+        <w:t xml:space="preserve">Phase 2 Step 1 добавил четвёртый элемент — Rust fast path для extract_entities. Теперь простые тексты (только single-token персонажи с confidence ≥ 0.7) обрабатываются целиком в Rust, без порождения Python-процесса. Это устраняет 80%+ IPC-вызовов и сокращает время отклика с 0.8–1.2 секунды (cold start Python venv) до менее 50 миллисекунд для подходящих корпусов.</w:t>
+      </w:r>
+    </w:p>
+    <w:p>
+      <w:pPr>
+        <w:pStyle w:val="Heading2"/>
+        <w:spacing w:after="120" w:before="280" w:line="312"/>
+      </w:pPr>
+      <w:bookmarkStart w:id="100003" w:name="_Toc100003"/>
+      <w:r>
+        <w:rPr>
+          <w:rFonts w:ascii="Calibri" w:cs="Calibri" w:hAnsi="Calibri"/>
+          <w:b/>
+          <w:bCs/>
+          <w:color w:val="0A1628"/>
+          <w:sz w:val="26"/>
+          <w:szCs w:val="26"/>
+        </w:rPr>
+        <w:t xml:space="preserve">2.1. Что уже работает</w:t>
+      </w:r>
+      <w:bookmarkEnd w:id="100003"/>
     </w:p>
     <w:p>
       <w:pPr>
@@ -1952,7 +2077,7 @@
           <w:sz w:val="22"/>
           <w:szCs w:val="22"/>
         </w:rPr>
-        <w:t xml:space="preserve">Что не меняется. </w:t>
+        <w:t xml:space="preserve">confidence-политика </w:t>
       </w:r>
       <w:r>
         <w:rPr>
@@ -1961,7 +2086,71 @@
           <w:sz w:val="22"/>
           <w:szCs w:val="22"/>
         </w:rPr>
-        <w:t xml:space="preserve">Production-алгоритм в рантайме не зависит от LLM. Пользователь никогда не платит за API, не передаёт текст во внешние сервисы. Natasha (Python v2) остаётся источником морфологии и NER. Burn не заменяет Natasha, а ускоряет её: учится взвешивать признаки, которые Natasha извлекает. Конечный пользователь замечает только ускорение и повышение качества — без изменения контракта.</w:t>
+        <w:t xml:space="preserve">формализована в коде: 3 сигнала → 1.0, 2 сигнала single-token → 0.7, 2 сигнала multi-token → 0.5 (требуется Python), 1 сигнал → 0.3 (Python обязателен), 0 сигналов → 0.0 (отвергается). Покрыта 9 unit-тестами в litgraph-core.</w:t>
+      </w:r>
+    </w:p>
+    <w:p>
+      <w:pPr>
+        <w:spacing w:after="120" w:before="0" w:line="312"/>
+        <w:ind w:firstLine="420"/>
+        <w:jc w:val="both"/>
+      </w:pPr>
+      <w:r>
+        <w:t>evidence_signals — битовая маска (CAPITALIZED=1, SPEECH_VERB=2, DIRECT_ADDRESS=4) — добавлена в ParsedCharacter. Это первый набор признаков, на которых позже будет обучаться Burn scorer. Важно: confidence и evidence_signals — ВНУТРЕННИЕ поля ParsedCharacter, НЕ экспортируемые в production NerResult (см. §7.1). UI и логи не видят этих полей; они используются только для fast path решений и Burn training.</w:t>
+      </w:r>
+    </w:p>
+    <w:p>
+      <w:pPr>
+        <w:spacing w:after="120" w:before="0" w:line="312"/>
+        <w:ind w:firstLine="420"/>
+        <w:jc w:val="both"/>
+      </w:pPr>
+      <w:r>
+        <w:rPr>
+          <w:rFonts w:ascii="Calibri" w:cs="Calibri" w:hAnsi="Calibri"/>
+          <w:b/>
+          <w:bCs/>
+          <w:color w:val="0A1628"/>
+          <w:sz w:val="22"/>
+          <w:szCs w:val="22"/>
+        </w:rPr>
+        <w:t xml:space="preserve">Provenance-контракт </w:t>
+      </w:r>
+      <w:r>
+        <w:rPr>
+          <w:rFonts w:ascii="Calibri" w:cs="Calibri" w:hAnsi="Calibri"/>
+          <w:color w:val="0A1628"/>
+          <w:sz w:val="22"/>
+          <w:szCs w:val="22"/>
+        </w:rPr>
+        <w:t xml:space="preserve">стабилизирован: model = "rust-fast-path" + version = "2.1" для fast path; model = "natasha-slovnet+pymorphy3" + version = "2.0" для Python fallback. UI и логи могут однозначно определить источник результата.</w:t>
+      </w:r>
+    </w:p>
+    <w:p>
+      <w:pPr>
+        <w:spacing w:after="120" w:before="0" w:line="312"/>
+        <w:ind w:firstLine="420"/>
+        <w:jc w:val="both"/>
+      </w:pPr>
+      <w:r>
+        <w:rPr>
+          <w:rFonts w:ascii="Calibri" w:cs="Calibri" w:hAnsi="Calibri"/>
+          <w:b/>
+          <w:bCs/>
+          <w:color w:val="0A1628"/>
+          <w:sz w:val="22"/>
+          <w:szCs w:val="22"/>
+        </w:rPr>
+        <w:t xml:space="preserve">Signal 3 bug fix </w:t>
+      </w:r>
+      <w:r>
+        <w:rPr>
+          <w:rFonts w:ascii="Calibri" w:cs="Calibri" w:hAnsi="Calibri"/>
+          <w:color w:val="0A1628"/>
+          <w:sz w:val="22"/>
+          <w:szCs w:val="22"/>
+        </w:rPr>
+        <w:t xml:space="preserve">— давняя ошибка в direct_address detection, из-за которой confidence 1.0 был недостижим. Вычисление name_start_in_text через pointer arithmetic вместо broken after_dash + name.len(). Применено к обеим копиям characters.rs (litgraph-core и src-tauri).</w:t>
       </w:r>
     </w:p>
     <w:p>
@@ -1969,7 +2158,7 @@
         <w:pStyle w:val="Heading2"/>
         <w:spacing w:after="120" w:before="280" w:line="312"/>
       </w:pPr>
-      <w:bookmarkStart w:id="100001" w:name="_Toc100001"/>
+      <w:bookmarkStart w:id="100004" w:name="_Toc100004"/>
       <w:r>
         <w:rPr>
           <w:rFonts w:ascii="Calibri" w:cs="Calibri" w:hAnsi="Calibri"/>
@@ -1979,9 +2168,9 @@
           <w:sz w:val="26"/>
           <w:szCs w:val="26"/>
         </w:rPr>
-        <w:t xml:space="preserve">1.1. Аналогия с шахматным движком</w:t>
-      </w:r>
-      <w:bookmarkEnd w:id="100001"/>
+        <w:t xml:space="preserve">2.2. Что ещё предстоит сделать в Phase 2</w:t>
+      </w:r>
+      <w:bookmarkEnd w:id="100004"/>
     </w:p>
     <w:p>
       <w:pPr>
@@ -1990,13 +2179,7 @@
         <w:jc w:val="both"/>
       </w:pPr>
       <w:r>
-        <w:rPr>
-          <w:rFonts w:ascii="Calibri" w:cs="Calibri" w:hAnsi="Calibri"/>
-          <w:color w:val="0A1628"/>
-          <w:sz w:val="22"/>
-          <w:szCs w:val="22"/>
-        </w:rPr>
-        <w:t xml:space="preserve">Предложенная пользователем аналогия точна: мы не обучаем «нейросеть с нуля», мы корректируем evaluation function детерминированного движка по результатам партий. В нашем случае «партия» — это обработка одной главы текста, «ходы» — извлечение сущностей и связей, «оценка» — diff между Rust-результатом и LLM-кандидатом. После одобрения человеком обновляются словари, пороги и веса; после отклонения — кейс попадает в «отрицательную выборку» и алгоритм учится не повторять ошибку.</w:t>
+        <w:t>Phase 2 Step 1 покрыл только одну из пяти команд — extract_entities. Остальные четыре (analyze_characters, extract_svo, get_conflict_graph, run_ner_safe) всё ещё вызывают Python безусловно. Это означает, что сложные сценарии (граф конфликтов, SVO-триплеты, полный анализ персонажей) по-прежнему платят cold-start Python при каждом вызове. Step 2 закроет этот пробел. Важно: litgraph-core/src/linguistic/svo_parser.rs (397 строк, UA-focused, на базе svo_templates.json.gz) уже существует как Rust-native SVO. Шаг 2 должен расширять его (добавить RU-поддержку), а не дублировать SVO-логику в characters.rs. Аналогично, conflict-логика уже находится в src-tauri/src/commands/conflict.rs (Tauri-интеграция); litgraph-core/src/reasoning/ содержит только {mod.rs, narrative_graph.rs, paradox.rs, stub.rs} — litgraph-core/src/reasoning/conflict.rs НЕ существует.</w:t>
       </w:r>
     </w:p>
     <w:p>
@@ -2006,242 +2189,7 @@
         <w:jc w:val="both"/>
       </w:pPr>
       <w:r>
-        <w:rPr>
-          <w:rFonts w:ascii="Calibri" w:cs="Calibri" w:hAnsi="Calibri"/>
-          <w:color w:val="0A1628"/>
-          <w:sz w:val="22"/>
-          <w:szCs w:val="22"/>
-        </w:rPr>
-        <w:t xml:space="preserve">Это reinforcement learning для детерминированных правил, а не для нейросетки. У нас нет обратного распространения ошибки и градиентов — есть человек, который говорит «хорошо» или «плохо», и обновляемые артефакты в JSON-файлах. Эта схема принципиально устойчивее чем supervised learning на LLM-разметке, потому что мы не запоминаем ошибки LLM как истину.</w:t>
-      </w:r>
-    </w:p>
-    <w:p>
-      <w:pPr>
-        <w:pStyle w:val="Heading1"/>
-        <w:spacing w:after="160" w:before="360" w:line="312"/>
-      </w:pPr>
-      <w:bookmarkStart w:id="100002" w:name="_Toc100002"/>
-      <w:r>
-        <w:rPr>
-          <w:rFonts w:ascii="Calibri" w:cs="Calibri" w:hAnsi="Calibri"/>
-          <w:b/>
-          <w:bCs/>
-          <w:color w:val="0A1628"/>
-          <w:sz w:val="32"/>
-          <w:szCs w:val="32"/>
-        </w:rPr>
-        <w:t xml:space="preserve">2. Текущее состояние системы</w:t>
-      </w:r>
-      <w:bookmarkEnd w:id="100002"/>
-    </w:p>
-    <w:p>
-      <w:pPr>
-        <w:spacing w:after="120" w:before="0" w:line="312"/>
-        <w:ind w:firstLine="420"/>
-        <w:jc w:val="both"/>
-      </w:pPr>
-      <w:r>
-        <w:rPr>
-          <w:rFonts w:ascii="Calibri" w:cs="Calibri" w:hAnsi="Calibri"/>
-          <w:color w:val="0A1628"/>
-          <w:sz w:val="22"/>
-          <w:szCs w:val="22"/>
-        </w:rPr>
-        <w:t xml:space="preserve">На момент составления документа архитектура выглядит следующим образом. Тройная NER-стопка уже работает в production: L1 (Rust-native parser/characters.rs, 897 строк, 3-signal detection) обрабатывает простые случаи мгновенно; L3 (Python v2 ner_extract_v2.py на Natasha + pymorphy3) обрабатывает сложные случаи через IPC. L2 (старая v1 ner_extract.py) удалена в Phase 1B и больше не существует.</w:t>
-      </w:r>
-    </w:p>
-    <w:p>
-      <w:pPr>
-        <w:spacing w:after="120" w:before="0" w:line="312"/>
-        <w:ind w:firstLine="420"/>
-        <w:jc w:val="both"/>
-      </w:pPr>
-      <w:r>
-        <w:rPr>
-          <w:rFonts w:ascii="Calibri" w:cs="Calibri" w:hAnsi="Calibri"/>
-          <w:color w:val="0A1628"/>
-          <w:sz w:val="22"/>
-          <w:szCs w:val="22"/>
-        </w:rPr>
-        <w:t xml:space="preserve">Phase 2 Step 1 добавил четвёртый элемент — Rust fast path для extract_entities. Теперь простые тексты (только single-token персонажи с confidence ≥ 0.7) обрабатываются целиком в Rust, без порождения Python-процесса. Это устраняет 80%+ IPC-вызовов и сокращает время отклика с 0.8–1.2 секунды (cold start Python venv) до менее 50 миллисекунд для подходящих корпусов.</w:t>
-      </w:r>
-    </w:p>
-    <w:p>
-      <w:pPr>
-        <w:pStyle w:val="Heading2"/>
-        <w:spacing w:after="120" w:before="280" w:line="312"/>
-      </w:pPr>
-      <w:bookmarkStart w:id="100003" w:name="_Toc100003"/>
-      <w:r>
-        <w:rPr>
-          <w:rFonts w:ascii="Calibri" w:cs="Calibri" w:hAnsi="Calibri"/>
-          <w:b/>
-          <w:bCs/>
-          <w:color w:val="0A1628"/>
-          <w:sz w:val="26"/>
-          <w:szCs w:val="26"/>
-        </w:rPr>
-        <w:t xml:space="preserve">2.1. Что уже работает</w:t>
-      </w:r>
-      <w:bookmarkEnd w:id="100003"/>
-    </w:p>
-    <w:p>
-      <w:pPr>
-        <w:spacing w:after="120" w:before="0" w:line="312"/>
-        <w:ind w:firstLine="420"/>
-        <w:jc w:val="both"/>
-      </w:pPr>
-      <w:r>
-        <w:rPr>
-          <w:rFonts w:ascii="Calibri" w:cs="Calibri" w:hAnsi="Calibri"/>
-          <w:b/>
-          <w:bCs/>
-          <w:color w:val="0A1628"/>
-          <w:sz w:val="22"/>
-          <w:szCs w:val="22"/>
-        </w:rPr>
-        <w:t xml:space="preserve">confidence-политика </w:t>
-      </w:r>
-      <w:r>
-        <w:rPr>
-          <w:rFonts w:ascii="Calibri" w:cs="Calibri" w:hAnsi="Calibri"/>
-          <w:color w:val="0A1628"/>
-          <w:sz w:val="22"/>
-          <w:szCs w:val="22"/>
-        </w:rPr>
-        <w:t xml:space="preserve">формализована в коде: 3 сигнала → 1.0, 2 сигнала single-token → 0.7, 2 сигнала multi-token → 0.5 (требуется Python), 1 сигнал → 0.3 (Python обязателен), 0 сигналов → 0.0 (отвергается). Покрыта 9 unit-тестами в litgraph-core.</w:t>
-      </w:r>
-    </w:p>
-    <w:p>
-      <w:pPr>
-        <w:spacing w:after="120" w:before="0" w:line="312"/>
-        <w:ind w:firstLine="420"/>
-        <w:jc w:val="both"/>
-      </w:pPr>
-      <w:r>
-        <w:rPr>
-          <w:rFonts w:ascii="Calibri" w:cs="Calibri" w:hAnsi="Calibri"/>
-          <w:b/>
-          <w:bCs/>
-          <w:color w:val="0A1628"/>
-          <w:sz w:val="22"/>
-          <w:szCs w:val="22"/>
-        </w:rPr>
-        <w:t xml:space="preserve">evidence_signals </w:t>
-      </w:r>
-      <w:r>
-        <w:rPr>
-          <w:rFonts w:ascii="Calibri" w:cs="Calibri" w:hAnsi="Calibri"/>
-          <w:color w:val="0A1628"/>
-          <w:sz w:val="22"/>
-          <w:szCs w:val="22"/>
-        </w:rPr>
-        <w:t xml:space="preserve">— битовая маска (CAPITALIZED=1, SPEECH_VERB=2, DIRECT_ADDRESS=4) — добавлена в ParsedCharacter. Это первый набор признаков, на которых позже будет обучаться Burn scorer.</w:t>
-      </w:r>
-    </w:p>
-    <w:p>
-      <w:pPr>
-        <w:spacing w:after="120" w:before="0" w:line="312"/>
-        <w:ind w:firstLine="420"/>
-        <w:jc w:val="both"/>
-      </w:pPr>
-      <w:r>
-        <w:rPr>
-          <w:rFonts w:ascii="Calibri" w:cs="Calibri" w:hAnsi="Calibri"/>
-          <w:b/>
-          <w:bCs/>
-          <w:color w:val="0A1628"/>
-          <w:sz w:val="22"/>
-          <w:szCs w:val="22"/>
-        </w:rPr>
-        <w:t xml:space="preserve">Provenance-контракт </w:t>
-      </w:r>
-      <w:r>
-        <w:rPr>
-          <w:rFonts w:ascii="Calibri" w:cs="Calibri" w:hAnsi="Calibri"/>
-          <w:color w:val="0A1628"/>
-          <w:sz w:val="22"/>
-          <w:szCs w:val="22"/>
-        </w:rPr>
-        <w:t xml:space="preserve">стабилизирован: model = "rust-fast-path" + version = "2.1" для fast path; model = "natasha-slovnet+pymorphy3" + version = "2.0" для Python fallback. UI и логи могут однозначно определить источник результата.</w:t>
-      </w:r>
-    </w:p>
-    <w:p>
-      <w:pPr>
-        <w:spacing w:after="120" w:before="0" w:line="312"/>
-        <w:ind w:firstLine="420"/>
-        <w:jc w:val="both"/>
-      </w:pPr>
-      <w:r>
-        <w:rPr>
-          <w:rFonts w:ascii="Calibri" w:cs="Calibri" w:hAnsi="Calibri"/>
-          <w:b/>
-          <w:bCs/>
-          <w:color w:val="0A1628"/>
-          <w:sz w:val="22"/>
-          <w:szCs w:val="22"/>
-        </w:rPr>
-        <w:t xml:space="preserve">Signal 3 bug fix </w:t>
-      </w:r>
-      <w:r>
-        <w:rPr>
-          <w:rFonts w:ascii="Calibri" w:cs="Calibri" w:hAnsi="Calibri"/>
-          <w:color w:val="0A1628"/>
-          <w:sz w:val="22"/>
-          <w:szCs w:val="22"/>
-        </w:rPr>
-        <w:t xml:space="preserve">— давняя ошибка в direct_address detection, из-за которой confidence 1.0 был недостижим. Вычисление name_start_in_text через pointer arithmetic вместо broken after_dash + name.len(). Применено к обеим копиям characters.rs (litgraph-core и src-tauri).</w:t>
-      </w:r>
-    </w:p>
-    <w:p>
-      <w:pPr>
-        <w:pStyle w:val="Heading2"/>
-        <w:spacing w:after="120" w:before="280" w:line="312"/>
-      </w:pPr>
-      <w:bookmarkStart w:id="100004" w:name="_Toc100004"/>
-      <w:r>
-        <w:rPr>
-          <w:rFonts w:ascii="Calibri" w:cs="Calibri" w:hAnsi="Calibri"/>
-          <w:b/>
-          <w:bCs/>
-          <w:color w:val="0A1628"/>
-          <w:sz w:val="26"/>
-          <w:szCs w:val="26"/>
-        </w:rPr>
-        <w:t xml:space="preserve">2.2. Что ещё предстоит сделать в Phase 2</w:t>
-      </w:r>
-      <w:bookmarkEnd w:id="100004"/>
-    </w:p>
-    <w:p>
-      <w:pPr>
-        <w:spacing w:after="120" w:before="0" w:line="312"/>
-        <w:ind w:firstLine="420"/>
-        <w:jc w:val="both"/>
-      </w:pPr>
-      <w:r>
-        <w:rPr>
-          <w:rFonts w:ascii="Calibri" w:cs="Calibri" w:hAnsi="Calibri"/>
-          <w:color w:val="0A1628"/>
-          <w:sz w:val="22"/>
-          <w:szCs w:val="22"/>
-        </w:rPr>
-        <w:t xml:space="preserve">Phase 2 Step 1 покрыл только одну из пяти команд — extract_entities. Остальные четыре (analyze_characters, extract_svo, get_conflict_graph, run_ner_safe) всё ещё вызывают Python безусловно. Это означает, что сложные сценарии (граф конфликтов, SVO-триплеты, полный анализ персонажей) по-прежнему платят cold-start Python при каждом вызове. Step 2 закроет этот пробел.</w:t>
-      </w:r>
-    </w:p>
-    <w:p>
-      <w:pPr>
-        <w:spacing w:after="120" w:before="0" w:line="312"/>
-        <w:ind w:firstLine="420"/>
-        <w:jc w:val="both"/>
-      </w:pPr>
-      <w:r>
-        <w:rPr>
-          <w:rFonts w:ascii="Calibri" w:cs="Calibri" w:hAnsi="Calibri"/>
-          <w:color w:val="0A1628"/>
-          <w:sz w:val="22"/>
-          <w:szCs w:val="22"/>
-        </w:rPr>
-        <w:t xml:space="preserve">Кроме того, не реализована 4-way merge policy — правила слияния результатов Rust fast path и Python fallback, когда оба возвращают данные. Без неё мы не можем безопасно комбинировать источники, что критично для гибридных корпусов (часть текста простая, часть — сложная).</w:t>
+        <w:t>Кроме того, не реализована 4-way merge policy — правила слияния результатов Rust fast path и Python fallback, когда оба возвращают данные. Без неё мы не можем безопасно комбинировать источники, что критично для гибридных корпусов (часть текста простая, часть — сложная). Замечание о готовности merge policy: текущий rust_fast_path_entities() не трекает позиции сущностей (mentions: vec![], first_mention: 0). Это противоречит заявлению «Rust keeps positions» в §4.2. Шаг 2 должен СНАЧАЛА расширить fast path для трекинга byte offsets в ParsedCharacter (и сквозной передачи в Entity.mentions), и только потом реализовывать 4-way merge policy. Без этого в профиле (Rust X, Python X) позиции берутся из Python как единственный источник.</w:t>
       </w:r>
     </w:p>
     <w:p>
@@ -3713,15 +3661,7 @@
               <w:jc w:val="left"/>
             </w:pPr>
             <w:r>
-              <w:rPr>
-                <w:rFonts w:ascii="Calibri" w:cs="Calibri" w:hAnsi="Calibri"/>
-                <w:b w:val="false"/>
-                <w:bCs w:val="false"/>
-                <w:color w:val="0A1628"/>
-                <w:sz w:val="20"/>
-                <w:szCs w:val="20"/>
-              </w:rPr>
-              <w:t xml:space="preserve">litgraph-core/src/parser/characters.rs</w:t>
+              <w:t>litgraph-core/src/linguistic/svo_parser.rs (УЖЕ СУЩЕСТВУЕТ, 397 строк, UA-focused, на базе svo_templates.json.gz) + litgraph-core/src/parser/characters.rs (без SVO-логики)</w:t>
             </w:r>
           </w:p>
         </w:tc>
@@ -3741,15 +3681,7 @@
               <w:jc w:val="left"/>
             </w:pPr>
             <w:r>
-              <w:rPr>
-                <w:rFonts w:ascii="Calibri" w:cs="Calibri" w:hAnsi="Calibri"/>
-                <w:b w:val="false"/>
-                <w:bCs w:val="false"/>
-                <w:color w:val="0A1628"/>
-                <w:sz w:val="20"/>
-                <w:szCs w:val="20"/>
-              </w:rPr>
-              <w:t xml:space="preserve">Расширить detect() для SVO-триплетов и конфликтных триггеров</w:t>
+              <w:t>Расширить svo_parser.rs для RU-поддержки (сейчас только UA). characters.rs остаётся сфокусированным на PER detection — НЕ дублировать SVO-логику в нём.</w:t>
             </w:r>
           </w:p>
         </w:tc>
@@ -3803,15 +3735,7 @@
               <w:jc w:val="left"/>
             </w:pPr>
             <w:r>
-              <w:rPr>
-                <w:rFonts w:ascii="Calibri" w:cs="Calibri" w:hAnsi="Calibri"/>
-                <w:b w:val="false"/>
-                <w:bCs w:val="false"/>
-                <w:color w:val="0A1628"/>
-                <w:sz w:val="20"/>
-                <w:szCs w:val="20"/>
-              </w:rPr>
-              <w:t xml:space="preserve">litgraph-core/src/reasoning/conflict.rs</w:t>
+              <w:t>src-tauri/src/commands/conflict.rs (УЖЕ СУЩЕСТВУЕТ — Tauri-интеграция конфликт-графа. litgraph-core/src/reasoning/conflict.rs НЕ существует; reasoning/ содержит только {mod.rs, narrative_graph.rs, paradox.rs, stub.rs})</w:t>
             </w:r>
           </w:p>
         </w:tc>
@@ -3832,15 +3756,7 @@
               <w:jc w:val="left"/>
             </w:pPr>
             <w:r>
-              <w:rPr>
-                <w:rFonts w:ascii="Calibri" w:cs="Calibri" w:hAnsi="Calibri"/>
-                <w:b w:val="false"/>
-                <w:bCs w:val="false"/>
-                <w:color w:val="0A1628"/>
-                <w:sz w:val="20"/>
-                <w:szCs w:val="20"/>
-              </w:rPr>
-              <w:t xml:space="preserve">Добавить fast path для простых конфликтов (без Python morph)</w:t>
+              <w:t>Добавить Rust fast path для простых конфликтов (без Python morph). Расширить существующий conflict.rs, не создавать новый.</w:t>
             </w:r>
           </w:p>
         </w:tc>
@@ -4082,13 +3998,7 @@
         <w:jc w:val="both"/>
       </w:pPr>
       <w:r>
-        <w:rPr>
-          <w:rFonts w:ascii="Calibri" w:cs="Calibri" w:hAnsi="Calibri"/>
-          <w:color w:val="0A1628"/>
-          <w:sz w:val="22"/>
-          <w:szCs w:val="22"/>
-        </w:rPr>
-        <w:t xml:space="preserve">Когда и Rust fast path, и Python v2 возвращают результаты по одному и тому же тексту, их нужно слить. Не существует одного правила слияния — есть четыре отдельных профиля, в зависимости от того, что вернул каждый из источников.</w:t>
+        <w:t>Когда и Rust fast path, и Python v2 возвращают результаты по одному и тому же тексту, их нужно слить. Не существует одного правила слияния — есть четыре отдельных профиля, в зависимости от того, что вернул каждый из источников. Ключ слияния (entity matching key): lemma — case-insensitive, после лемматизации pymorphy3 (для Python) или Rust-словарной лемматизации (для fast path). Если Rust и Python возвращают entities с одинаковым lemma — это один и тот же персонаж (профиль 1). Если lemma различаются для одной и той же позиции в тексте — конфликт (профиль 4).</w:t>
       </w:r>
     </w:p>
     <w:p>
@@ -4588,24 +4498,7 @@
         <w:jc w:val="both"/>
       </w:pPr>
       <w:r>
-        <w:rPr>
-          <w:rFonts w:ascii="Calibri" w:cs="Calibri" w:hAnsi="Calibri"/>
-          <w:b/>
-          <w:bCs/>
-          <w:color w:val="0A1628"/>
-          <w:sz w:val="22"/>
-          <w:szCs w:val="22"/>
-        </w:rPr>
-        <w:t xml:space="preserve">Рациональное зерно. </w:t>
-      </w:r>
-      <w:r>
-        <w:rPr>
-          <w:rFonts w:ascii="Calibri" w:cs="Calibri" w:hAnsi="Calibri"/>
-          <w:color w:val="0A1628"/>
-          <w:sz w:val="22"/>
-          <w:szCs w:val="22"/>
-        </w:rPr>
-        <w:t xml:space="preserve">Rust — источник позиционной точности (он видел оригинальный текст с punctuation и offsets). Python — источник морфологической точности (Natasha знает падежи, pymorphy3 — леммы). Когда они согласны — мы уверены. Когда Rust один с confidence ≥ 0.7 — мы готовы принять без Python. Когда Python один — это high-confidence fallback (Natasha нашла сущность, которую Rust не увидел). Когда они конфликтуют по лемме — мы верим Python для морфологии, но сохраняем Rust-позиции.</w:t>
+        <w:t>Рациональное зерно. Rust — потенциальный источник позиционной точности (он видел оригинальный текст с punctuation и offsets). Python — источник морфологической точности (Natasha знает падежи, pymorphy3 — леммы). Когда они согласны — мы уверены. Когда Rust один с confidence ≥ 0.7 — мы готовы принять без Python. Когда Python один — это high-confidence fallback (Natasha нашла сущность, которую Rust не увидел). Когда они конфликтуют по лемме — мы верим Python для морфологии, но сохраняем Rust-позиции. ВАЖНОЕ ОГРАНИЧЕНИЕ: текущий rust_fast_path_entities() НЕ возвращает позиции (mentions=[], first_mention=0). Чтобы merge policy могла использовать Rust-позиции, Шаг 2 должен сначала расширить ParsedCharacter для сохранения byte offsets при detect(), и сквозно передавать их в Entity.mentions. До этого момента в профиле (Rust X, Python X) позиции берутся из Python как единственный источник.</w:t>
       </w:r>
     </w:p>
     <w:p>
@@ -4653,24 +4546,7 @@
         <w:spacing w:after="60" w:before="0" w:line="312"/>
       </w:pPr>
       <w:r>
-        <w:rPr>
-          <w:rFonts w:ascii="Calibri" w:cs="Calibri" w:hAnsi="Calibri"/>
-          <w:b/>
-          <w:bCs/>
-          <w:color w:val="0A1628"/>
-          <w:sz w:val="22"/>
-          <w:szCs w:val="22"/>
-        </w:rPr>
-        <w:t xml:space="preserve">litgraph-core тесты: </w:t>
-      </w:r>
-      <w:r>
-        <w:rPr>
-          <w:rFonts w:ascii="Calibri" w:cs="Calibri" w:hAnsi="Calibri"/>
-          <w:color w:val="0A1628"/>
-          <w:sz w:val="22"/>
-          <w:szCs w:val="22"/>
-        </w:rPr>
-        <w:t xml:space="preserve">126/126 PASS (включая 9 phase2_confidence_tests из Step 1)</w:t>
+        <w:t>litgraph-core тесты: 133/133 PASS (включая 9 phase2_fast_path_tests из Step 1)</w:t>
       </w:r>
     </w:p>
     <w:p>
@@ -4683,24 +4559,7 @@
         <w:spacing w:after="60" w:before="0" w:line="312"/>
       </w:pPr>
       <w:r>
-        <w:rPr>
-          <w:rFonts w:ascii="Calibri" w:cs="Calibri" w:hAnsi="Calibri"/>
-          <w:b/>
-          <w:bCs/>
-          <w:color w:val="0A1628"/>
-          <w:sz w:val="22"/>
-          <w:szCs w:val="22"/>
-        </w:rPr>
-        <w:t xml:space="preserve">src-tauri тесты: </w:t>
-      </w:r>
-      <w:r>
-        <w:rPr>
-          <w:rFonts w:ascii="Calibri" w:cs="Calibri" w:hAnsi="Calibri"/>
-          <w:color w:val="0A1628"/>
-          <w:sz w:val="22"/>
-          <w:szCs w:val="22"/>
-        </w:rPr>
-        <w:t xml:space="preserve">289/289 + новые merge tests PASS</w:t>
+        <w:t>src-tauri тесты: 298/298 + новые merge tests PASS</w:t>
       </w:r>
     </w:p>
     <w:p>
@@ -4713,24 +4572,7 @@
         <w:spacing w:after="60" w:before="0" w:line="312"/>
       </w:pPr>
       <w:r>
-        <w:rPr>
-          <w:rFonts w:ascii="Calibri" w:cs="Calibri" w:hAnsi="Calibri"/>
-          <w:b/>
-          <w:bCs/>
-          <w:color w:val="0A1628"/>
-          <w:sz w:val="22"/>
-          <w:szCs w:val="22"/>
-        </w:rPr>
-        <w:t xml:space="preserve">Корпус 01_conflict_scene.md: </w:t>
-      </w:r>
-      <w:r>
-        <w:rPr>
-          <w:rFonts w:ascii="Calibri" w:cs="Calibri" w:hAnsi="Calibri"/>
-          <w:color w:val="0A1628"/>
-          <w:sz w:val="22"/>
-          <w:szCs w:val="22"/>
-        </w:rPr>
-        <w:t xml:space="preserve">11 persons, 73 mentions — без изменений</w:t>
+        <w:t>Корпус 01_conflict_scene.md: regression baseline должен быть сгенерирован заново текущим v2 Natasha pipeline. Существующие tests/corpus/results/*.json — устаревшие v0.2.1/spaCy данные (model="ru_core_news_sm", version="0.2.1"), не отражают v2 output. Регенерация — предусловие для regression тестов в §9.1.</w:t>
       </w:r>
     </w:p>
     <w:p>
@@ -7837,397 +7679,162 @@
         <w:ind w:left="240"/>
       </w:pPr>
       <w:r>
-        <w:rPr>
-          <w:rFonts w:ascii="Consolas" w:cs="Consolas" w:hAnsi="Consolas"/>
-          <w:color w:val="1F2933"/>
-          <w:sz w:val="18"/>
-          <w:szCs w:val="18"/>
-        </w:rPr>
-        <w:t xml:space="preserve">{</w:t>
-      </w:r>
-    </w:p>
-    <w:p>
-      <w:pPr>
-        <w:shd w:fill="F4F6F8" w:val="clear"/>
-        <w:spacing w:after="0" w:before="0" w:line="280"/>
-        <w:ind w:left="240"/>
-      </w:pPr>
-      <w:r>
-        <w:rPr>
-          <w:rFonts w:ascii="Consolas" w:cs="Consolas" w:hAnsi="Consolas"/>
-          <w:color w:val="1F2933"/>
-          <w:sz w:val="18"/>
-          <w:szCs w:val="18"/>
-        </w:rPr>
+        <w:t>{</w:t>
+      </w:r>
+    </w:p>
+    <w:p>
+      <w:r>
         <w:t xml:space="preserve">  "entities": [</w:t>
       </w:r>
     </w:p>
     <w:p>
-      <w:pPr>
-        <w:shd w:fill="F4F6F8" w:val="clear"/>
-        <w:spacing w:after="0" w:before="0" w:line="280"/>
-        <w:ind w:left="240"/>
-      </w:pPr>
-      <w:r>
-        <w:rPr>
-          <w:rFonts w:ascii="Consolas" w:cs="Consolas" w:hAnsi="Consolas"/>
-          <w:color w:val="1F2933"/>
-          <w:sz w:val="18"/>
-          <w:szCs w:val="18"/>
-        </w:rPr>
+      <w:r>
         <w:t xml:space="preserve">    {</w:t>
       </w:r>
     </w:p>
     <w:p>
-      <w:pPr>
-        <w:shd w:fill="F4F6F8" w:val="clear"/>
-        <w:spacing w:after="0" w:before="0" w:line="280"/>
-        <w:ind w:left="240"/>
-      </w:pPr>
-      <w:r>
-        <w:rPr>
-          <w:rFonts w:ascii="Consolas" w:cs="Consolas" w:hAnsi="Consolas"/>
-          <w:color w:val="1F2933"/>
-          <w:sz w:val="18"/>
-          <w:szCs w:val="18"/>
-        </w:rPr>
-        <w:t xml:space="preserve">      "text": "Архип",</w:t>
-      </w:r>
-    </w:p>
-    <w:p>
-      <w:pPr>
-        <w:shd w:fill="F4F6F8" w:val="clear"/>
-        <w:spacing w:after="0" w:before="0" w:line="280"/>
-        <w:ind w:left="240"/>
-      </w:pPr>
-      <w:r>
-        <w:rPr>
-          <w:rFonts w:ascii="Consolas" w:cs="Consolas" w:hAnsi="Consolas"/>
-          <w:color w:val="1F2933"/>
-          <w:sz w:val="18"/>
-          <w:szCs w:val="18"/>
-        </w:rPr>
+      <w:r>
+        <w:t xml:space="preserve">      "lemma": "Архип",</w:t>
+      </w:r>
+    </w:p>
+    <w:p>
+      <w:r>
         <w:t xml:space="preserve">      "label": "PER",</w:t>
       </w:r>
     </w:p>
     <w:p>
-      <w:pPr>
-        <w:shd w:fill="F4F6F8" w:val="clear"/>
-        <w:spacing w:after="0" w:before="0" w:line="280"/>
-        <w:ind w:left="240"/>
-      </w:pPr>
-      <w:r>
-        <w:rPr>
-          <w:rFonts w:ascii="Consolas" w:cs="Consolas" w:hAnsi="Consolas"/>
-          <w:color w:val="1F2933"/>
-          <w:sz w:val="18"/>
-          <w:szCs w:val="18"/>
-        </w:rPr>
-        <w:t xml:space="preserve">      "start": 12,</w:t>
-      </w:r>
-    </w:p>
-    <w:p>
-      <w:pPr>
-        <w:shd w:fill="F4F6F8" w:val="clear"/>
-        <w:spacing w:after="0" w:before="0" w:line="280"/>
-        <w:ind w:left="240"/>
-      </w:pPr>
-      <w:r>
-        <w:rPr>
-          <w:rFonts w:ascii="Consolas" w:cs="Consolas" w:hAnsi="Consolas"/>
-          <w:color w:val="1F2933"/>
-          <w:sz w:val="18"/>
-          <w:szCs w:val="18"/>
-        </w:rPr>
-        <w:t xml:space="preserve">      "end": 17,</w:t>
-      </w:r>
-    </w:p>
-    <w:p>
-      <w:pPr>
-        <w:shd w:fill="F4F6F8" w:val="clear"/>
-        <w:spacing w:after="0" w:before="0" w:line="280"/>
-        <w:ind w:left="240"/>
-      </w:pPr>
-      <w:r>
-        <w:rPr>
-          <w:rFonts w:ascii="Consolas" w:cs="Consolas" w:hAnsi="Consolas"/>
-          <w:color w:val="1F2933"/>
-          <w:sz w:val="18"/>
-          <w:szCs w:val="18"/>
-        </w:rPr>
-        <w:t xml:space="preserve">      "confidence": 1.0,</w:t>
-      </w:r>
-    </w:p>
-    <w:p>
-      <w:pPr>
-        <w:shd w:fill="F4F6F8" w:val="clear"/>
-        <w:spacing w:after="0" w:before="0" w:line="280"/>
-        <w:ind w:left="240"/>
-      </w:pPr>
-      <w:r>
-        <w:rPr>
-          <w:rFonts w:ascii="Consolas" w:cs="Consolas" w:hAnsi="Consolas"/>
-          <w:color w:val="1F2933"/>
-          <w:sz w:val="18"/>
-          <w:szCs w:val="18"/>
-        </w:rPr>
-        <w:t xml:space="preserve">      "evidence_signals": 7,</w:t>
-      </w:r>
-    </w:p>
-    <w:p>
-      <w:pPr>
-        <w:shd w:fill="F4F6F8" w:val="clear"/>
-        <w:spacing w:after="0" w:before="0" w:line="280"/>
-        <w:ind w:left="240"/>
-      </w:pPr>
-      <w:r>
-        <w:rPr>
-          <w:rFonts w:ascii="Consolas" w:cs="Consolas" w:hAnsi="Consolas"/>
-          <w:color w:val="1F2933"/>
-          <w:sz w:val="18"/>
-          <w:szCs w:val="18"/>
-        </w:rPr>
-        <w:t xml:space="preserve">      "lemma": "Архип"</w:t>
-      </w:r>
-    </w:p>
-    <w:p>
-      <w:pPr>
-        <w:shd w:fill="F4F6F8" w:val="clear"/>
-        <w:spacing w:after="0" w:before="0" w:line="280"/>
-        <w:ind w:left="240"/>
-      </w:pPr>
-      <w:r>
-        <w:rPr>
-          <w:rFonts w:ascii="Consolas" w:cs="Consolas" w:hAnsi="Consolas"/>
-          <w:color w:val="1F2933"/>
-          <w:sz w:val="18"/>
-          <w:szCs w:val="18"/>
-        </w:rPr>
+      <w:r>
+        <w:t xml:space="preserve">      "count": 3,</w:t>
+      </w:r>
+    </w:p>
+    <w:p>
+      <w:r>
+        <w:t xml:space="preserve">      "forms": ["Архип"],</w:t>
+      </w:r>
+    </w:p>
+    <w:p>
+      <w:r>
+        <w:t xml:space="preserve">      "firstMention": 12,</w:t>
+      </w:r>
+    </w:p>
+    <w:p>
+      <w:r>
+        <w:t xml:space="preserve">      "mentions": [</w:t>
+      </w:r>
+    </w:p>
+    <w:p>
+      <w:r>
+        <w:t xml:space="preserve">        {</w:t>
+      </w:r>
+    </w:p>
+    <w:p>
+      <w:r>
+        <w:t xml:space="preserve">          "text": "Архип",</w:t>
+      </w:r>
+    </w:p>
+    <w:p>
+      <w:r>
+        <w:t xml:space="preserve">          "start": 12,</w:t>
+      </w:r>
+    </w:p>
+    <w:p>
+      <w:r>
+        <w:t xml:space="preserve">          "end": 17,</w:t>
+      </w:r>
+    </w:p>
+    <w:p>
+      <w:r>
+        <w:t xml:space="preserve">          "sentence": "Архип сказал привет."</w:t>
+      </w:r>
+    </w:p>
+    <w:p>
+      <w:r>
+        <w:t xml:space="preserve">        }</w:t>
+      </w:r>
+    </w:p>
+    <w:p>
+      <w:r>
+        <w:t xml:space="preserve">      ]</w:t>
+      </w:r>
+    </w:p>
+    <w:p>
+      <w:r>
         <w:t xml:space="preserve">    }</w:t>
       </w:r>
     </w:p>
     <w:p>
-      <w:pPr>
-        <w:shd w:fill="F4F6F8" w:val="clear"/>
-        <w:spacing w:after="0" w:before="0" w:line="280"/>
-        <w:ind w:left="240"/>
-      </w:pPr>
-      <w:r>
-        <w:rPr>
-          <w:rFonts w:ascii="Consolas" w:cs="Consolas" w:hAnsi="Consolas"/>
-          <w:color w:val="1F2933"/>
-          <w:sz w:val="18"/>
-          <w:szCs w:val="18"/>
-        </w:rPr>
+      <w:r>
         <w:t xml:space="preserve">  ],</w:t>
       </w:r>
     </w:p>
     <w:p>
-      <w:pPr>
-        <w:shd w:fill="F4F6F8" w:val="clear"/>
-        <w:spacing w:after="0" w:before="0" w:line="280"/>
-        <w:ind w:left="240"/>
-      </w:pPr>
-      <w:r>
-        <w:rPr>
-          <w:rFonts w:ascii="Consolas" w:cs="Consolas" w:hAnsi="Consolas"/>
-          <w:color w:val="1F2933"/>
-          <w:sz w:val="18"/>
-          <w:szCs w:val="18"/>
-        </w:rPr>
+      <w:r>
         <w:t xml:space="preserve">  "stats": {</w:t>
       </w:r>
     </w:p>
     <w:p>
-      <w:pPr>
-        <w:shd w:fill="F4F6F8" w:val="clear"/>
-        <w:spacing w:after="0" w:before="0" w:line="280"/>
-        <w:ind w:left="240"/>
-      </w:pPr>
-      <w:r>
-        <w:rPr>
-          <w:rFonts w:ascii="Consolas" w:cs="Consolas" w:hAnsi="Consolas"/>
-          <w:color w:val="1F2933"/>
-          <w:sz w:val="18"/>
-          <w:szCs w:val="18"/>
-        </w:rPr>
-        <w:t xml:space="preserve">    "person_count": 1,</w:t>
-      </w:r>
-    </w:p>
-    <w:p>
-      <w:pPr>
-        <w:shd w:fill="F4F6F8" w:val="clear"/>
-        <w:spacing w:after="0" w:before="0" w:line="280"/>
-        <w:ind w:left="240"/>
-      </w:pPr>
-      <w:r>
-        <w:rPr>
-          <w:rFonts w:ascii="Consolas" w:cs="Consolas" w:hAnsi="Consolas"/>
-          <w:color w:val="1F2933"/>
-          <w:sz w:val="18"/>
-          <w:szCs w:val="18"/>
-        </w:rPr>
-        <w:t xml:space="preserve">    "org_count": 0,</w:t>
-      </w:r>
-    </w:p>
-    <w:p>
-      <w:pPr>
-        <w:shd w:fill="F4F6F8" w:val="clear"/>
-        <w:spacing w:after="0" w:before="0" w:line="280"/>
-        <w:ind w:left="240"/>
-      </w:pPr>
-      <w:r>
-        <w:rPr>
-          <w:rFonts w:ascii="Consolas" w:cs="Consolas" w:hAnsi="Consolas"/>
-          <w:color w:val="1F2933"/>
-          <w:sz w:val="18"/>
-          <w:szCs w:val="18"/>
-        </w:rPr>
-        <w:t xml:space="preserve">    "location_count": 0,</w:t>
-      </w:r>
-    </w:p>
-    <w:p>
-      <w:pPr>
-        <w:shd w:fill="F4F6F8" w:val="clear"/>
-        <w:spacing w:after="0" w:before="0" w:line="280"/>
-        <w:ind w:left="240"/>
-      </w:pPr>
-      <w:r>
-        <w:rPr>
-          <w:rFonts w:ascii="Consolas" w:cs="Consolas" w:hAnsi="Consolas"/>
-          <w:color w:val="1F2933"/>
-          <w:sz w:val="18"/>
-          <w:szCs w:val="18"/>
-        </w:rPr>
-        <w:t xml:space="preserve">    "mention_count": 1</w:t>
-      </w:r>
-    </w:p>
-    <w:p>
-      <w:pPr>
-        <w:shd w:fill="F4F6F8" w:val="clear"/>
-        <w:spacing w:after="0" w:before="0" w:line="280"/>
-        <w:ind w:left="240"/>
-      </w:pPr>
-      <w:r>
-        <w:rPr>
-          <w:rFonts w:ascii="Consolas" w:cs="Consolas" w:hAnsi="Consolas"/>
-          <w:color w:val="1F2933"/>
-          <w:sz w:val="18"/>
-          <w:szCs w:val="18"/>
-        </w:rPr>
+      <w:r>
+        <w:t xml:space="preserve">    "total": 1,</w:t>
+      </w:r>
+    </w:p>
+    <w:p>
+      <w:r>
+        <w:t xml:space="preserve">    "persons": 1,</w:t>
+      </w:r>
+    </w:p>
+    <w:p>
+      <w:r>
+        <w:t xml:space="preserve">    "locations": 0,</w:t>
+      </w:r>
+    </w:p>
+    <w:p>
+      <w:r>
+        <w:t xml:space="preserve">    "organizations": 0</w:t>
+      </w:r>
+    </w:p>
+    <w:p>
+      <w:r>
         <w:t xml:space="preserve">  },</w:t>
       </w:r>
     </w:p>
     <w:p>
-      <w:pPr>
-        <w:shd w:fill="F4F6F8" w:val="clear"/>
-        <w:spacing w:after="0" w:before="0" w:line="280"/>
-        <w:ind w:left="240"/>
-      </w:pPr>
-      <w:r>
-        <w:rPr>
-          <w:rFonts w:ascii="Consolas" w:cs="Consolas" w:hAnsi="Consolas"/>
-          <w:color w:val="1F2933"/>
-          <w:sz w:val="18"/>
-          <w:szCs w:val="18"/>
-        </w:rPr>
+      <w:r>
         <w:t xml:space="preserve">  "model": "rust-fast-path",</w:t>
       </w:r>
     </w:p>
     <w:p>
-      <w:pPr>
-        <w:shd w:fill="F4F6F8" w:val="clear"/>
-        <w:spacing w:after="0" w:before="0" w:line="280"/>
-        <w:ind w:left="240"/>
-      </w:pPr>
-      <w:r>
-        <w:rPr>
-          <w:rFonts w:ascii="Consolas" w:cs="Consolas" w:hAnsi="Consolas"/>
-          <w:color w:val="1F2933"/>
-          <w:sz w:val="18"/>
-          <w:szCs w:val="18"/>
-        </w:rPr>
+      <w:r>
         <w:t xml:space="preserve">  "version": "2.1",</w:t>
       </w:r>
     </w:p>
     <w:p>
-      <w:pPr>
-        <w:shd w:fill="F4F6F8" w:val="clear"/>
-        <w:spacing w:after="0" w:before="0" w:line="280"/>
-        <w:ind w:left="240"/>
-      </w:pPr>
-      <w:r>
-        <w:rPr>
-          <w:rFonts w:ascii="Consolas" w:cs="Consolas" w:hAnsi="Consolas"/>
-          <w:color w:val="1F2933"/>
-          <w:sz w:val="18"/>
-          <w:szCs w:val="18"/>
-        </w:rPr>
+      <w:r>
         <w:t xml:space="preserve">  "truncated": false,</w:t>
       </w:r>
     </w:p>
     <w:p>
-      <w:pPr>
-        <w:shd w:fill="F4F6F8" w:val="clear"/>
-        <w:spacing w:after="0" w:before="0" w:line="280"/>
-        <w:ind w:left="240"/>
-      </w:pPr>
-      <w:r>
-        <w:rPr>
-          <w:rFonts w:ascii="Consolas" w:cs="Consolas" w:hAnsi="Consolas"/>
-          <w:color w:val="1F2933"/>
-          <w:sz w:val="18"/>
-          <w:szCs w:val="18"/>
-        </w:rPr>
+      <w:r>
         <w:t xml:space="preserve">  "textLength": 1024,</w:t>
       </w:r>
     </w:p>
     <w:p>
-      <w:pPr>
-        <w:shd w:fill="F4F6F8" w:val="clear"/>
-        <w:spacing w:after="0" w:before="0" w:line="280"/>
-        <w:ind w:left="240"/>
-      </w:pPr>
-      <w:r>
-        <w:rPr>
-          <w:rFonts w:ascii="Consolas" w:cs="Consolas" w:hAnsi="Consolas"/>
-          <w:color w:val="1F2933"/>
-          <w:sz w:val="18"/>
-          <w:szCs w:val="18"/>
-        </w:rPr>
+      <w:r>
         <w:t xml:space="preserve">  "processedLength": 1024,</w:t>
       </w:r>
     </w:p>
     <w:p>
-      <w:pPr>
-        <w:shd w:fill="F4F6F8" w:val="clear"/>
-        <w:spacing w:after="0" w:before="0" w:line="280"/>
-        <w:ind w:left="240"/>
-      </w:pPr>
-      <w:r>
-        <w:rPr>
-          <w:rFonts w:ascii="Consolas" w:cs="Consolas" w:hAnsi="Consolas"/>
-          <w:color w:val="1F2933"/>
-          <w:sz w:val="18"/>
-          <w:szCs w:val="18"/>
-        </w:rPr>
+      <w:r>
         <w:t xml:space="preserve">  "chunksProcessed": null</w:t>
       </w:r>
     </w:p>
     <w:p>
-      <w:pPr>
-        <w:shd w:fill="F4F6F8" w:val="clear"/>
-        <w:spacing w:after="120" w:before="0" w:line="280"/>
-        <w:ind w:left="240"/>
-      </w:pPr>
-      <w:r>
-        <w:rPr>
-          <w:rFonts w:ascii="Consolas" w:cs="Consolas" w:hAnsi="Consolas"/>
-          <w:color w:val="1F2933"/>
-          <w:sz w:val="18"/>
-          <w:szCs w:val="18"/>
-        </w:rPr>
-        <w:t xml:space="preserve">}</w:t>
+      <w:r>
+        <w:t>}</w:t>
+      </w:r>
+    </w:p>
+    <w:p>
+      <w:r>
+        <w:t>Важно: confidence и evidence_signals — ВНУТРЕННИЕ поля ParsedCharacter (см. §2.1), используемые для fast path решений и Burn training. Они НЕ входят в production NerResult. UI и логи не видят этих полей; только model + version distinguishes Rust fast path от Python fallback. Burn scorer (Этап 3) извлекает эти признаки из ParsedCharacter напрямую, не из NerResult — это позволяет сохранить production-контракт стабильным.</w:t>
       </w:r>
     </w:p>
     <w:p>
@@ -10071,6 +9678,176 @@
           </w:p>
         </w:tc>
       </w:tr>
+      <w:tr>
+        <w:trPr>
+          <w:cantSplit/>
+        </w:trPr>
+        <w:tc>
+          <w:tcPr>
+            <w:tcW w:type="pct" w:w="30%"/>
+            <w:tcMar>
+              <w:top w:type="dxa" w:w="80"/>
+              <w:left w:type="dxa" w:w="100"/>
+              <w:bottom w:type="dxa" w:w="80"/>
+              <w:right w:type="dxa" w:w="100"/>
+            </w:tcMar>
+          </w:tcPr>
+          <w:p>
+            <w:pPr>
+              <w:spacing w:after="40" w:before="40" w:line="280"/>
+              <w:jc w:val="left"/>
+            </w:pPr>
+            <w:r>
+              <w:t>Python deps fragile (pymorphy3 → pkg_resources, setuptools v84+)</w:t>
+            </w:r>
+          </w:p>
+        </w:tc>
+        <w:tc>
+          <w:tcPr>
+            <w:tcW w:type="pct" w:w="15%"/>
+            <w:tcMar>
+              <w:top w:type="dxa" w:w="80"/>
+              <w:left w:type="dxa" w:w="100"/>
+              <w:bottom w:type="dxa" w:w="80"/>
+              <w:right w:type="dxa" w:w="100"/>
+            </w:tcMar>
+          </w:tcPr>
+          <w:p>
+            <w:pPr>
+              <w:spacing w:after="40" w:before="40" w:line="280"/>
+              <w:jc w:val="left"/>
+            </w:pPr>
+            <w:r>
+              <w:t>Средняя</w:t>
+            </w:r>
+          </w:p>
+        </w:tc>
+        <w:tc>
+          <w:tcPr>
+            <w:tcW w:type="pct" w:w="15%"/>
+            <w:tcMar>
+              <w:top w:type="dxa" w:w="80"/>
+              <w:left w:type="dxa" w:w="100"/>
+              <w:bottom w:type="dxa" w:w="80"/>
+              <w:right w:type="dxa" w:w="100"/>
+            </w:tcMar>
+          </w:tcPr>
+          <w:p>
+            <w:pPr>
+              <w:spacing w:after="40" w:before="40" w:line="280"/>
+              <w:jc w:val="left"/>
+            </w:pPr>
+            <w:r>
+              <w:t>Высокое</w:t>
+            </w:r>
+          </w:p>
+        </w:tc>
+        <w:tc>
+          <w:tcPr>
+            <w:tcW w:type="pct" w:w="40%"/>
+            <w:tcMar>
+              <w:top w:type="dxa" w:w="80"/>
+              <w:left w:type="dxa" w:w="100"/>
+              <w:bottom w:type="dxa" w:w="80"/>
+              <w:right w:type="dxa" w:w="100"/>
+            </w:tcMar>
+          </w:tcPr>
+          <w:p>
+            <w:pPr>
+              <w:spacing w:after="40" w:before="40" w:line="280"/>
+              <w:jc w:val="left"/>
+            </w:pPr>
+            <w:r>
+              <w:t>Зафиксировать requirements.txt с конкретными версиями; тестировать установку в CI (fresh venv); запасной план: Rust-native lemmatizer (уже есть litgraph-core/src/linguistic/lemmatizer.rs) для замены pymorphy3 при критическом сбое</w:t>
+            </w:r>
+          </w:p>
+        </w:tc>
+      </w:tr>
+      <w:tr>
+        <w:trPr>
+          <w:cantSplit/>
+        </w:trPr>
+        <w:tc>
+          <w:tcPr>
+            <w:tcW w:type="pct" w:w="30%"/>
+            <w:tcMar>
+              <w:top w:type="dxa" w:w="80"/>
+              <w:left w:type="dxa" w:w="100"/>
+              <w:bottom w:type="dxa" w:w="80"/>
+              <w:right w:type="dxa" w:w="100"/>
+            </w:tcMar>
+          </w:tcPr>
+          <w:p>
+            <w:pPr>
+              <w:spacing w:after="40" w:before="40" w:line="280"/>
+              <w:jc w:val="left"/>
+            </w:pPr>
+            <w:r>
+              <w:t>CI не запускает cargo test (только release.yml на тегах)</w:t>
+            </w:r>
+          </w:p>
+        </w:tc>
+        <w:tc>
+          <w:tcPr>
+            <w:tcW w:type="pct" w:w="15%"/>
+            <w:tcMar>
+              <w:top w:type="dxa" w:w="80"/>
+              <w:left w:type="dxa" w:w="100"/>
+              <w:bottom w:type="dxa" w:w="80"/>
+              <w:right w:type="dxa" w:w="100"/>
+            </w:tcMar>
+          </w:tcPr>
+          <w:p>
+            <w:pPr>
+              <w:spacing w:after="40" w:before="40" w:line="280"/>
+              <w:jc w:val="left"/>
+            </w:pPr>
+            <w:r>
+              <w:t>Высокая</w:t>
+            </w:r>
+          </w:p>
+        </w:tc>
+        <w:tc>
+          <w:tcPr>
+            <w:tcW w:type="pct" w:w="15%"/>
+            <w:tcMar>
+              <w:top w:type="dxa" w:w="80"/>
+              <w:left w:type="dxa" w:w="100"/>
+              <w:bottom w:type="dxa" w:w="80"/>
+              <w:right w:type="dxa" w:w="100"/>
+            </w:tcMar>
+          </w:tcPr>
+          <w:p>
+            <w:pPr>
+              <w:spacing w:after="40" w:before="40" w:line="280"/>
+              <w:jc w:val="left"/>
+            </w:pPr>
+            <w:r>
+              <w:t>Среднее</w:t>
+            </w:r>
+          </w:p>
+        </w:tc>
+        <w:tc>
+          <w:tcPr>
+            <w:tcW w:type="pct" w:w="40%"/>
+            <w:tcMar>
+              <w:top w:type="dxa" w:w="80"/>
+              <w:left w:type="dxa" w:w="100"/>
+              <w:bottom w:type="dxa" w:w="80"/>
+              <w:right w:type="dxa" w:w="100"/>
+            </w:tcMar>
+          </w:tcPr>
+          <w:p>
+            <w:pPr>
+              <w:spacing w:after="40" w:before="40" w:line="280"/>
+              <w:jc w:val="left"/>
+            </w:pPr>
+            <w:r>
+              <w:t>Добавить .github/workflows/ci.yml с cargo test для litgraph-core и src-tauri на каждом PR. Без CI regression могут пройти незамеченными.</w:t>
+            </w:r>
+          </w:p>
+        </w:tc>
+      </w:tr>
     </w:tbl>
     <w:p>
       <w:pPr>
@@ -10558,15 +10335,7 @@
               <w:jc w:val="left"/>
             </w:pPr>
             <w:r>
-              <w:rPr>
-                <w:rFonts w:ascii="Calibri" w:cs="Calibri" w:hAnsi="Calibri"/>
-                <w:b w:val="false"/>
-                <w:bCs w:val="false"/>
-                <w:color w:val="0A1628"/>
-                <w:sz w:val="20"/>
-                <w:szCs w:val="20"/>
-              </w:rPr>
-              <w:t xml:space="preserve">126/126 PASS</w:t>
+              <w:t>133/133 PASS</w:t>
             </w:r>
           </w:p>
         </w:tc>
@@ -10648,15 +10417,7 @@
               <w:jc w:val="left"/>
             </w:pPr>
             <w:r>
-              <w:rPr>
-                <w:rFonts w:ascii="Calibri" w:cs="Calibri" w:hAnsi="Calibri"/>
-                <w:b w:val="false"/>
-                <w:bCs w:val="false"/>
-                <w:color w:val="0A1628"/>
-                <w:sz w:val="20"/>
-                <w:szCs w:val="20"/>
-              </w:rPr>
-              <w:t xml:space="preserve">289/289 + N новых merge tests PASS</w:t>
+              <w:t>298/298 + N новых merge tests PASS</w:t>
             </w:r>
           </w:p>
         </w:tc>
@@ -10829,15 +10590,7 @@
               <w:jc w:val="left"/>
             </w:pPr>
             <w:r>
-              <w:rPr>
-                <w:rFonts w:ascii="Calibri" w:cs="Calibri" w:hAnsi="Calibri"/>
-                <w:b w:val="false"/>
-                <w:bCs w:val="false"/>
-                <w:color w:val="0A1628"/>
-                <w:sz w:val="20"/>
-                <w:szCs w:val="20"/>
-              </w:rPr>
-              <w:t xml:space="preserve">11 persons, 73 mentions</w:t>
+              <w:t>Соответствует v2 baseline (regenerate corpus results с текущим v2 NER — существующие *.json есть v0.2.1/spaCy-данные)</w:t>
             </w:r>
           </w:p>
         </w:tc>
@@ -10857,15 +10610,7 @@
               <w:jc w:val="left"/>
             </w:pPr>
             <w:r>
-              <w:rPr>
-                <w:rFonts w:ascii="Calibri" w:cs="Calibri" w:hAnsi="Calibri"/>
-                <w:b w:val="false"/>
-                <w:bCs w:val="false"/>
-                <w:color w:val="0A1628"/>
-                <w:sz w:val="20"/>
-                <w:szCs w:val="20"/>
-              </w:rPr>
-              <w:t xml:space="preserve">cargo run --bin corpus_check</w:t>
+              <w:t>TODO: реализовать bin/corpus_check.rs как часть Этапа 1. Пока — cargo test --test sfera_test (существующий regression на Касиопее)</w:t>
             </w:r>
           </w:p>
         </w:tc>
@@ -11038,15 +10783,7 @@
               <w:jc w:val="left"/>
             </w:pPr>
             <w:r>
-              <w:rPr>
-                <w:rFonts w:ascii="Calibri" w:cs="Calibri" w:hAnsi="Calibri"/>
-                <w:b w:val="false"/>
-                <w:bCs w:val="false"/>
-                <w:color w:val="0A1628"/>
-                <w:sz w:val="20"/>
-                <w:szCs w:val="20"/>
-              </w:rPr>
-              <w:t xml:space="preserve">integration test</w:t>
+              <w:t>TODO: добавить integration test в src-tauri/tests/ (проверка model + version полей в NerResult)</w:t>
             </w:r>
           </w:p>
         </w:tc>
@@ -11130,15 +10867,7 @@
               <w:jc w:val="left"/>
             </w:pPr>
             <w:r>
-              <w:rPr>
-                <w:rFonts w:ascii="Calibri" w:cs="Calibri" w:hAnsi="Calibri"/>
-                <w:b w:val="false"/>
-                <w:bCs w:val="false"/>
-                <w:color w:val="0A1628"/>
-                <w:sz w:val="20"/>
-                <w:szCs w:val="20"/>
-              </w:rPr>
-              <w:t xml:space="preserve">cargo run --release --bin bench_extract</w:t>
+              <w:t>TODO: реализовать bin/bench_extract.rs. Пока — ручная latency проверка через extract_entities invoke</w:t>
             </w:r>
           </w:p>
         </w:tc>
@@ -11219,15 +10948,7 @@
               <w:jc w:val="left"/>
             </w:pPr>
             <w:r>
-              <w:rPr>
-                <w:rFonts w:ascii="Calibri" w:cs="Calibri" w:hAnsi="Calibri"/>
-                <w:b w:val="false"/>
-                <w:bCs w:val="false"/>
-                <w:color w:val="0A1628"/>
-                <w:sz w:val="20"/>
-                <w:szCs w:val="20"/>
-              </w:rPr>
-              <w:t xml:space="preserve">cargo run --release --bin bench_extract --cold --warm</w:t>
+              <w:t>TODO: расширить bench_extract.rs флагами --cold --warm (после реализации основного бинаря)</w:t>
             </w:r>
           </w:p>
         </w:tc>
@@ -11311,15 +11032,75 @@
               <w:jc w:val="left"/>
             </w:pPr>
             <w:r>
-              <w:rPr>
-                <w:rFonts w:ascii="Calibri" w:cs="Calibri" w:hAnsi="Calibri"/>
-                <w:b w:val="false"/>
-                <w:bCs w:val="false"/>
-                <w:color w:val="0A1628"/>
-                <w:sz w:val="20"/>
-                <w:szCs w:val="20"/>
-              </w:rPr>
-              <w:t xml:space="preserve">cargo test merge_policy</w:t>
+              <w:t>TODO: реализовать litgraph-core/tests/merge_policy_test.rs (4-way merge policy unit tests на каждый профиль)</w:t>
+            </w:r>
+          </w:p>
+        </w:tc>
+      </w:tr>
+      <w:tr>
+        <w:trPr>
+          <w:cantSplit/>
+        </w:trPr>
+        <w:tc>
+          <w:tcPr>
+            <w:tcW w:type="pct" w:w="30%"/>
+            <w:shd w:fill="F4F8FC" w:val="clear"/>
+            <w:tcMar>
+              <w:top w:type="dxa" w:w="80"/>
+              <w:left w:type="dxa" w:w="100"/>
+              <w:bottom w:type="dxa" w:w="80"/>
+              <w:right w:type="dxa" w:w="100"/>
+            </w:tcMar>
+          </w:tcPr>
+          <w:p>
+            <w:pPr>
+              <w:spacing w:after="40" w:before="40" w:line="280"/>
+              <w:jc w:val="left"/>
+            </w:pPr>
+            <w:r>
+              <w:t>CI runs cargo test</w:t>
+            </w:r>
+          </w:p>
+        </w:tc>
+        <w:tc>
+          <w:tcPr>
+            <w:tcW w:type="pct" w:w="35%"/>
+            <w:shd w:fill="F4F8FC" w:val="clear"/>
+            <w:tcMar>
+              <w:top w:type="dxa" w:w="80"/>
+              <w:left w:type="dxa" w:w="100"/>
+              <w:bottom w:type="dxa" w:w="80"/>
+              <w:right w:type="dxa" w:w="100"/>
+            </w:tcMar>
+          </w:tcPr>
+          <w:p>
+            <w:pPr>
+              <w:spacing w:after="40" w:before="40" w:line="280"/>
+              <w:jc w:val="left"/>
+            </w:pPr>
+            <w:r>
+              <w:t>На каждом PR запускается cargo test для litgraph-core и src-tauri</w:t>
+            </w:r>
+          </w:p>
+        </w:tc>
+        <w:tc>
+          <w:tcPr>
+            <w:tcW w:type="pct" w:w="35%"/>
+            <w:shd w:fill="F4F8FC" w:val="clear"/>
+            <w:tcMar>
+              <w:top w:type="dxa" w:w="80"/>
+              <w:left w:type="dxa" w:w="100"/>
+              <w:bottom w:type="dxa" w:w="80"/>
+              <w:right w:type="dxa" w:w="100"/>
+            </w:tcMar>
+          </w:tcPr>
+          <w:p>
+            <w:pPr>
+              <w:spacing w:after="40" w:before="40" w:line="280"/>
+              <w:jc w:val="left"/>
+            </w:pPr>
+            <w:r>
+              <w:t>TODO: добавить .github/workflows/ci.yml (сейчас существует только release.yml на тегах, cargo test не запускается нигде)</w:t>
             </w:r>
           </w:p>
         </w:tc>
@@ -11731,15 +11512,7 @@
               <w:jc w:val="left"/>
             </w:pPr>
             <w:r>
-              <w:rPr>
-                <w:rFonts w:ascii="Calibri" w:cs="Calibri" w:hAnsi="Calibri"/>
-                <w:b w:val="false"/>
-                <w:bCs w:val="false"/>
-                <w:color w:val="0A1628"/>
-                <w:sz w:val="20"/>
-                <w:szCs w:val="20"/>
-              </w:rPr>
-              <w:t xml:space="preserve">cargo test comparator</w:t>
+              <w:t>TODO: реализовать tests для comparator (precision/recall/diff). Comparator пока не существует — это цель Этапа 2.</w:t>
             </w:r>
           </w:p>
         </w:tc>
@@ -11820,15 +11593,7 @@
               <w:jc w:val="left"/>
             </w:pPr>
             <w:r>
-              <w:rPr>
-                <w:rFonts w:ascii="Calibri" w:cs="Calibri" w:hAnsi="Calibri"/>
-                <w:b w:val="false"/>
-                <w:bCs w:val="false"/>
-                <w:color w:val="0A1628"/>
-                <w:sz w:val="20"/>
-                <w:szCs w:val="20"/>
-              </w:rPr>
-              <w:t xml:space="preserve">cargo run --bin teaching_loop -- --text test.md</w:t>
+              <w:t>TODO: реализовать bin/teaching_loop.rs как часть Этапа 2. Бинарь пока не существует.</w:t>
             </w:r>
           </w:p>
         </w:tc>
@@ -12421,15 +12186,7 @@
               <w:jc w:val="left"/>
             </w:pPr>
             <w:r>
-              <w:rPr>
-                <w:rFonts w:ascii="Calibri" w:cs="Calibri" w:hAnsi="Calibri"/>
-                <w:b w:val="false"/>
-                <w:bCs w:val="false"/>
-                <w:color w:val="0A1628"/>
-                <w:sz w:val="20"/>
-                <w:szCs w:val="20"/>
-              </w:rPr>
-              <w:t xml:space="preserve">cargo run --bin train_scorer -- --dataset dataset.jsonl</w:t>
+              <w:t>TODO: реализовать bin/train_scorer.rs как часть Этапа 3. Бинарь пока не существует.</w:t>
             </w:r>
           </w:p>
         </w:tc>
@@ -12691,15 +12448,7 @@
               <w:jc w:val="left"/>
             </w:pPr>
             <w:r>
-              <w:rPr>
-                <w:rFonts w:ascii="Calibri" w:cs="Calibri" w:hAnsi="Calibri"/>
-                <w:b w:val="false"/>
-                <w:bCs w:val="false"/>
-                <w:color w:val="0A1628"/>
-                <w:sz w:val="20"/>
-                <w:szCs w:val="20"/>
-              </w:rPr>
-              <w:t xml:space="preserve">cargo run --bin check_scorer</w:t>
+              <w:t>TODO: реализовать bin/check_scorer.rs (загрузка и sanity-check scorer_weights.bin)</w:t>
             </w:r>
           </w:p>
         </w:tc>
@@ -12872,15 +12621,7 @@
               <w:jc w:val="left"/>
             </w:pPr>
             <w:r>
-              <w:rPr>
-                <w:rFonts w:ascii="Calibri" w:cs="Calibri" w:hAnsi="Calibri"/>
-                <w:b w:val="false"/>
-                <w:bCs w:val="false"/>
-                <w:color w:val="0A1628"/>
-                <w:sz w:val="20"/>
-                <w:szCs w:val="20"/>
-              </w:rPr>
-              <w:t xml:space="preserve">cargo run --release --bin bench_extract</w:t>
+              <w:t>TODO: реализовать bin/bench_extract.rs (см. §9.1)</w:t>
             </w:r>
           </w:p>
         </w:tc>
@@ -12964,15 +12705,7 @@
               <w:jc w:val="left"/>
             </w:pPr>
             <w:r>
-              <w:rPr>
-                <w:rFonts w:ascii="Calibri" w:cs="Calibri" w:hAnsi="Calibri"/>
-                <w:b w:val="false"/>
-                <w:bCs w:val="false"/>
-                <w:color w:val="0A1628"/>
-                <w:sz w:val="20"/>
-                <w:szCs w:val="20"/>
-              </w:rPr>
-              <w:t xml:space="preserve">cargo run --bin corpus_check --compare</w:t>
+              <w:t>TODO: расширить corpus_check.rs флагом --compare (после реализации основного бинаря)</w:t>
             </w:r>
           </w:p>
         </w:tc>
@@ -13294,6 +13027,19 @@
         <w:spacing w:after="60" w:before="0" w:line="312"/>
       </w:pPr>
       <w:r>
+        <w:t>Corpus 01_conflict_scene.md возвращает Соответствует v2 baseline (см. §9.1) — regression benchmark должен быть регенерирован текущим v2 NER pipeline перед использованием</w:t>
+      </w:r>
+    </w:p>
+    <w:p>
+      <w:pPr>
+        <w:pStyle w:val="ListParagraph"/>
+        <w:numPr>
+          <w:ilvl w:val="0"/>
+          <w:numId w:val="1"/>
+        </w:numPr>
+        <w:spacing w:after="60" w:before="0" w:line="312"/>
+      </w:pPr>
+      <w:r>
         <w:rPr>
           <w:rFonts w:ascii="Calibri" w:cs="Calibri" w:hAnsi="Calibri"/>
           <w:b/>
@@ -13302,7 +13048,7 @@
           <w:sz w:val="22"/>
           <w:szCs w:val="22"/>
         </w:rPr>
-        <w:t xml:space="preserve">Corpus 01_conflict_scene.md </w:t>
+        <w:t xml:space="preserve">No silent fallback </w:t>
       </w:r>
       <w:r>
         <w:rPr>
@@ -13311,7 +13057,7 @@
           <w:sz w:val="22"/>
           <w:szCs w:val="22"/>
         </w:rPr>
-        <w:t xml:space="preserve">возвращает 11 persons / 73 mentions на каждом этапе</w:t>
+        <w:t xml:space="preserve">— если Rust fast path возвращает None, Python fallback обязан запуститься и залогировать reason</w:t>
       </w:r>
     </w:p>
     <w:p>
@@ -13332,36 +13078,6 @@
           <w:sz w:val="22"/>
           <w:szCs w:val="22"/>
         </w:rPr>
-        <w:t xml:space="preserve">No silent fallback </w:t>
-      </w:r>
-      <w:r>
-        <w:rPr>
-          <w:rFonts w:ascii="Calibri" w:cs="Calibri" w:hAnsi="Calibri"/>
-          <w:color w:val="0A1628"/>
-          <w:sz w:val="22"/>
-          <w:szCs w:val="22"/>
-        </w:rPr>
-        <w:t xml:space="preserve">— если Rust fast path возвращает None, Python fallback обязан запуститься и залогировать reason</w:t>
-      </w:r>
-    </w:p>
-    <w:p>
-      <w:pPr>
-        <w:pStyle w:val="ListParagraph"/>
-        <w:numPr>
-          <w:ilvl w:val="0"/>
-          <w:numId w:val="1"/>
-        </w:numPr>
-        <w:spacing w:after="60" w:before="0" w:line="312"/>
-      </w:pPr>
-      <w:r>
-        <w:rPr>
-          <w:rFonts w:ascii="Calibri" w:cs="Calibri" w:hAnsi="Calibri"/>
-          <w:b/>
-          <w:bCs/>
-          <w:color w:val="0A1628"/>
-          <w:sz w:val="22"/>
-          <w:szCs w:val="22"/>
-        </w:rPr>
         <w:t xml:space="preserve">No LLM in production </w:t>
       </w:r>
       <w:r>
@@ -13771,13 +13487,11 @@
         <w:ind w:left="240"/>
       </w:pPr>
       <w:r>
-        <w:rPr>
-          <w:rFonts w:ascii="Consolas" w:cs="Consolas" w:hAnsi="Consolas"/>
-          <w:color w:val="1F2933"/>
-          <w:sz w:val="18"/>
-          <w:szCs w:val="18"/>
-        </w:rPr>
-        <w:t xml:space="preserve">│   │   ├── parser/characters.rs      # +SVO detection, +conflict triggers</w:t>
+        <w:t>│   │   ├── linguistic/svo_parser.rs  # extends existing UA SVO with RU support</w:t>
+        <w:br/>
+        <w:t xml:space="preserve">                          # (svo_parser.rs уже существует, 397 строк)</w:t>
+        <w:br/>
+        <w:t>├── parser/characters.rs   # stays focused on PER detection (no SVO duplication)</w:t>
       </w:r>
     </w:p>
     <w:p>
